--- a/指導語.docx
+++ b/指導語.docx
@@ -3,6 +3,11 @@
 <w:document xmlns:wpc="http://schemas.microsoft.com/office/word/2010/wordprocessingCanvas" xmlns:cx="http://schemas.microsoft.com/office/drawing/2014/chartex" xmlns:cx1="http://schemas.microsoft.com/office/drawing/2015/9/8/chartex" xmlns:cx2="http://schemas.microsoft.com/office/drawing/2015/10/21/chartex" xmlns:cx3="http://schemas.microsoft.com/office/drawing/2016/5/9/chartex" xmlns:cx4="http://schemas.microsoft.com/office/drawing/2016/5/10/chartex" xmlns:cx5="http://schemas.microsoft.com/office/drawing/2016/5/11/chartex" xmlns:cx6="http://schemas.microsoft.com/office/drawing/2016/5/12/chartex" xmlns:cx7="http://schemas.microsoft.com/office/drawing/2016/5/13/chartex" xmlns:cx8="http://schemas.microsoft.com/office/drawing/2016/5/14/chartex" xmlns:mc="http://schemas.openxmlformats.org/markup-compatibility/2006" xmlns:aink="http://schemas.microsoft.com/office/drawing/2016/ink" xmlns:am3d="http://schemas.microsoft.com/office/drawing/2017/model3d" xmlns:o="urn:schemas-microsoft-com:office:office" xmlns:oel="http://schemas.microsoft.com/office/2019/extlst" xmlns:r="http://schemas.openxmlformats.org/officeDocument/2006/relationships" xmlns:m="http://schemas.openxmlformats.org/officeDocument/2006/math" xmlns:v="urn:schemas-microsoft-com:vml" xmlns:wp14="http://schemas.microsoft.com/office/word/2010/wordprocessingDrawing" xmlns:wp="http://schemas.openxmlformats.org/drawingml/2006/wordprocessingDrawing" xmlns:w10="urn:schemas-microsoft-com:office:word" xmlns:w="http://schemas.openxmlformats.org/wordprocessingml/2006/main" xmlns:w14="http://schemas.microsoft.com/office/word/2010/wordml" xmlns:w15="http://schemas.microsoft.com/office/word/2012/wordml" xmlns:w16cex="http://schemas.microsoft.com/office/word/2018/wordml/cex" xmlns:w16cid="http://schemas.microsoft.com/office/word/2016/wordml/cid" xmlns:w16="http://schemas.microsoft.com/office/word/2018/wordml" xmlns:w16du="http://schemas.microsoft.com/office/word/2023/wordml/word16du" xmlns:w16sdtdh="http://schemas.microsoft.com/office/word/2020/wordml/sdtdatahash" xmlns:w16sdtfl="http://schemas.microsoft.com/office/word/2024/wordml/sdtformatlock" xmlns:w16se="http://schemas.microsoft.com/office/word/2015/wordml/symex" xmlns:wpg="http://schemas.microsoft.com/office/word/2010/wordprocessingGroup" xmlns:wpi="http://schemas.microsoft.com/office/word/2010/wordprocessingInk" xmlns:wne="http://schemas.microsoft.com/office/word/2006/wordml" xmlns:wps="http://schemas.microsoft.com/office/word/2010/wordprocessingShape" mc:Ignorable="w14 w15 w16se w16cid w16 w16cex w16sdtdh w16sdtfl w16du wp14">
   <w:body>
     <w:p>
+      <w:pPr>
+        <w:rPr>
+          <w:rFonts w:hint="eastAsia"/>
+        </w:rPr>
+      </w:pPr>
       <w:r>
         <w:rPr>
           <w:rFonts w:hint="eastAsia"/>
@@ -15,35 +20,198 @@
         <w:rPr>
           <w:rFonts w:hint="eastAsia"/>
         </w:rPr>
-        <w:t>在本實驗中，您需要觀看一些地景照片，並從四個選項中選擇您認為正確的拍攝地點，</w:t>
-      </w:r>
-      <w:r>
-        <w:rPr>
-          <w:rFonts w:hint="eastAsia"/>
-        </w:rPr>
-        <w:t>之後選擇您對該猜測的信心程度</w:t>
-      </w:r>
-      <w:r>
-        <w:rPr>
-          <w:rFonts w:hint="eastAsia"/>
-        </w:rPr>
-        <w:t>，確認您的選擇後，請按確認進入下一頁。注意，本實驗無回上一頁選項，請務必確認答案再進入下一頁。</w:t>
-      </w:r>
-    </w:p>
-    <w:p>
-      <w:r>
-        <w:rPr>
-          <w:rFonts w:hint="eastAsia"/>
-        </w:rPr>
-        <w:t>確認了解以上資訊後，請按確認鍵開始練習以上部分的實驗。</w:t>
-      </w:r>
-    </w:p>
-    <w:p>
-      <w:pPr>
-        <w:rPr>
-          <w:rFonts w:hint="eastAsia"/>
-        </w:rPr>
-      </w:pPr>
+        <w:t>本實驗</w:t>
+      </w:r>
+      <w:r>
+        <w:rPr>
+          <w:rFonts w:hint="eastAsia"/>
+        </w:rPr>
+        <w:t>旨在了解對地景的判斷，及與機器人共同完成作業的決策歷程。本實驗包含三個部分：（一）個人資料填答</w:t>
+      </w:r>
+      <w:r>
+        <w:rPr>
+          <w:rFonts w:hint="eastAsia"/>
+        </w:rPr>
+        <w:t xml:space="preserve"> </w:t>
+      </w:r>
+      <w:r>
+        <w:rPr>
+          <w:rFonts w:hint="eastAsia"/>
+        </w:rPr>
+        <w:t>（二）</w:t>
+      </w:r>
+      <w:r>
+        <w:rPr>
+          <w:rFonts w:hint="eastAsia"/>
+        </w:rPr>
+        <w:t xml:space="preserve"> </w:t>
+      </w:r>
+      <w:r>
+        <w:rPr>
+          <w:rFonts w:hint="eastAsia"/>
+        </w:rPr>
+        <w:t>猜測地景拍攝地點的主要實驗，共四個區塊，每</w:t>
+      </w:r>
+      <w:proofErr w:type="gramStart"/>
+      <w:r>
+        <w:rPr>
+          <w:rFonts w:hint="eastAsia"/>
+        </w:rPr>
+        <w:t>個</w:t>
+      </w:r>
+      <w:proofErr w:type="gramEnd"/>
+      <w:r>
+        <w:rPr>
+          <w:rFonts w:hint="eastAsia"/>
+        </w:rPr>
+        <w:t>區塊包含</w:t>
+      </w:r>
+      <w:r>
+        <w:rPr>
+          <w:rFonts w:hint="eastAsia"/>
+        </w:rPr>
+        <w:t>15</w:t>
+      </w:r>
+      <w:r>
+        <w:rPr>
+          <w:rFonts w:hint="eastAsia"/>
+        </w:rPr>
+        <w:t>張圖片</w:t>
+      </w:r>
+      <w:r>
+        <w:rPr>
+          <w:rFonts w:hint="eastAsia"/>
+        </w:rPr>
+        <w:t xml:space="preserve"> </w:t>
+      </w:r>
+      <w:r>
+        <w:rPr>
+          <w:rFonts w:hint="eastAsia"/>
+        </w:rPr>
+        <w:t>（三）</w:t>
+      </w:r>
+      <w:proofErr w:type="gramStart"/>
+      <w:r>
+        <w:rPr>
+          <w:rFonts w:hint="eastAsia"/>
+        </w:rPr>
+        <w:t>後測問卷</w:t>
+      </w:r>
+      <w:proofErr w:type="gramEnd"/>
+    </w:p>
+    <w:p>
+      <w:pPr>
+        <w:rPr>
+          <w:rFonts w:hint="eastAsia"/>
+        </w:rPr>
+      </w:pPr>
+      <w:r>
+        <w:rPr>
+          <w:rFonts w:hint="eastAsia"/>
+        </w:rPr>
+        <w:t>注意，本實驗無回上一頁選項，</w:t>
+      </w:r>
+      <w:r>
+        <w:rPr>
+          <w:rFonts w:hint="eastAsia"/>
+        </w:rPr>
+        <w:t>在實驗各階段，皆</w:t>
+      </w:r>
+      <w:r>
+        <w:rPr>
+          <w:rFonts w:hint="eastAsia"/>
+        </w:rPr>
+        <w:t>請務必確認答案再進入下一頁</w:t>
+      </w:r>
+      <w:r>
+        <w:rPr>
+          <w:rFonts w:hint="eastAsia"/>
+        </w:rPr>
+        <w:t>（本句紅字）</w:t>
+      </w:r>
+      <w:r>
+        <w:rPr>
+          <w:rFonts w:hint="eastAsia"/>
+        </w:rPr>
+        <w:t>。</w:t>
+      </w:r>
+    </w:p>
+    <w:p>
+      <w:r>
+        <w:rPr>
+          <w:rFonts w:hint="eastAsia"/>
+        </w:rPr>
+        <w:t>以上資訊若有問題請來信連絡實驗聯絡人，若</w:t>
+      </w:r>
+      <w:r>
+        <w:rPr>
+          <w:rFonts w:hint="eastAsia"/>
+        </w:rPr>
+        <w:t>確認了解</w:t>
+      </w:r>
+      <w:r>
+        <w:rPr>
+          <w:rFonts w:hint="eastAsia"/>
+        </w:rPr>
+        <w:t>並同意</w:t>
+      </w:r>
+      <w:r>
+        <w:rPr>
+          <w:rFonts w:hint="eastAsia"/>
+        </w:rPr>
+        <w:t>以上</w:t>
+      </w:r>
+      <w:r>
+        <w:rPr>
+          <w:rFonts w:hint="eastAsia"/>
+        </w:rPr>
+        <w:t>資訊</w:t>
+      </w:r>
+      <w:r>
+        <w:rPr>
+          <w:rFonts w:hint="eastAsia"/>
+        </w:rPr>
+        <w:t>，請</w:t>
+      </w:r>
+      <w:r>
+        <w:rPr>
+          <w:rFonts w:hint="eastAsia"/>
+        </w:rPr>
+        <w:t>勾選同意，並</w:t>
+      </w:r>
+      <w:r>
+        <w:rPr>
+          <w:rFonts w:hint="eastAsia"/>
+        </w:rPr>
+        <w:t>按確認鍵開始</w:t>
+      </w:r>
+      <w:r>
+        <w:rPr>
+          <w:rFonts w:hint="eastAsia"/>
+        </w:rPr>
+        <w:t>填答基本資料</w:t>
+      </w:r>
+      <w:r>
+        <w:rPr>
+          <w:rFonts w:hint="eastAsia"/>
+        </w:rPr>
+        <w:t>。</w:t>
+      </w:r>
+    </w:p>
+    <w:p>
+      <w:pPr>
+        <w:rPr>
+          <w:rFonts w:hint="eastAsia"/>
+        </w:rPr>
+      </w:pPr>
+      <w:r>
+        <w:rPr>
+          <w:rFonts w:hint="eastAsia"/>
+        </w:rPr>
+        <w:t>（我同意參與本實驗，勾選題）</w:t>
+      </w:r>
+    </w:p>
+    <w:p>
       <w:r>
         <w:rPr>
           <w:rFonts w:hint="eastAsia"/>
@@ -56,33 +224,377 @@
         <w:rPr>
           <w:rFonts w:hint="eastAsia"/>
         </w:rPr>
-        <w:t>（照片一，</w:t>
-      </w:r>
+        <w:t>第一部分：個人資料（粗黑標題）</w:t>
+      </w:r>
+    </w:p>
+    <w:p>
+      <w:pPr>
+        <w:numPr>
+          <w:ilvl w:val="0"/>
+          <w:numId w:val="1"/>
+        </w:numPr>
+      </w:pPr>
+      <w:r>
+        <w:t>您的姓名：（填空）（選填）</w:t>
+      </w:r>
+    </w:p>
+    <w:p>
+      <w:pPr>
+        <w:numPr>
+          <w:ilvl w:val="0"/>
+          <w:numId w:val="1"/>
+        </w:numPr>
+      </w:pPr>
+      <w:r>
+        <w:t>性別：（選擇題，生理女</w:t>
+      </w:r>
+      <w:r>
+        <w:t xml:space="preserve"> / </w:t>
+      </w:r>
+      <w:r>
+        <w:t>生理男</w:t>
+      </w:r>
+      <w:r>
+        <w:t xml:space="preserve"> / </w:t>
+      </w:r>
+      <w:r>
+        <w:t>不願透露）（必填）</w:t>
+      </w:r>
+    </w:p>
+    <w:p>
+      <w:pPr>
+        <w:numPr>
+          <w:ilvl w:val="0"/>
+          <w:numId w:val="1"/>
+        </w:numPr>
+      </w:pPr>
+      <w:r>
+        <w:t>年齡（必填）</w:t>
+      </w:r>
+    </w:p>
+    <w:p>
+      <w:r>
+        <w:rPr>
+          <w:rFonts w:hint="eastAsia"/>
+        </w:rPr>
+        <w:t>================================================</w:t>
+      </w:r>
+    </w:p>
+    <w:p>
+      <w:r>
+        <w:rPr>
+          <w:rFonts w:hint="eastAsia"/>
+        </w:rPr>
+        <w:t>第二部分：正式實驗</w:t>
+      </w:r>
+      <w:r>
+        <w:rPr>
+          <w:rFonts w:hint="eastAsia"/>
+        </w:rPr>
+        <w:t>（粗黑標題）</w:t>
+      </w:r>
+    </w:p>
+    <w:p>
+      <w:r>
+        <w:t>在本</w:t>
+      </w:r>
+      <w:r>
+        <w:rPr>
+          <w:rFonts w:hint="eastAsia"/>
+        </w:rPr>
+        <w:t>部分的</w:t>
+      </w:r>
+      <w:r>
+        <w:t>實驗中，您需要觀看一些地景照片，並從四個選項中選擇您認為正確的拍攝地點，之後選擇您對該猜測的信心程度，確</w:t>
+      </w:r>
+      <w:r>
+        <w:rPr>
+          <w:rFonts w:hint="eastAsia"/>
+        </w:rPr>
+        <w:t>定</w:t>
+      </w:r>
+      <w:r>
+        <w:t>您的選擇後，請按確認進入下一頁</w:t>
+      </w:r>
+      <w:r>
+        <w:rPr>
+          <w:rFonts w:hint="eastAsia"/>
+        </w:rPr>
+        <w:t>。</w:t>
+      </w:r>
+    </w:p>
+    <w:p>
+      <w:r>
+        <w:rPr>
+          <w:rFonts w:hint="eastAsia"/>
+        </w:rPr>
+        <w:t>了解以上資訊後</w:t>
+      </w:r>
+      <w:r>
+        <w:rPr>
+          <w:rFonts w:hint="eastAsia"/>
+        </w:rPr>
+        <w:t>，請按</w:t>
+      </w:r>
+      <w:r>
+        <w:rPr>
+          <w:rFonts w:hint="eastAsia"/>
+        </w:rPr>
+        <w:t>確認鍵開始練習以上部分的實驗</w:t>
+      </w:r>
+      <w:r>
+        <w:rPr>
+          <w:rFonts w:hint="eastAsia"/>
+        </w:rPr>
+        <w:t>。</w:t>
+      </w:r>
+    </w:p>
+    <w:p>
+      <w:pPr>
+        <w:rPr>
+          <w:rFonts w:hint="eastAsia"/>
+        </w:rPr>
+      </w:pPr>
+      <w:r>
+        <w:rPr>
+          <w:rFonts w:hint="eastAsia"/>
+        </w:rPr>
+        <w:t>==================================================</w:t>
+      </w:r>
+    </w:p>
+    <w:p>
+      <w:r>
+        <w:rPr>
+          <w:rFonts w:hint="eastAsia"/>
+        </w:rPr>
+        <w:t>（照片</w:t>
+      </w:r>
+      <w:r>
+        <w:rPr>
+          <w:rFonts w:hint="eastAsia"/>
+        </w:rPr>
+        <w:t>一</w:t>
+      </w:r>
+      <w:r>
+        <w:rPr>
+          <w:rFonts w:hint="eastAsia"/>
+        </w:rPr>
+        <w:t>，指導語同正式，照片</w:t>
+      </w:r>
+      <w:r>
+        <w:rPr>
+          <w:rFonts w:hint="eastAsia"/>
+        </w:rPr>
+        <w:t>由較多的一組中選定一張刺激圖，每次固定使用該圖做為練習，該圖不使用於後續的隨機）</w:t>
+      </w:r>
+    </w:p>
+    <w:p>
+      <w:r>
+        <w:rPr>
+          <w:rFonts w:hint="eastAsia"/>
+        </w:rPr>
+        <w:t>（四個選項）</w:t>
+      </w:r>
+    </w:p>
+    <w:p>
+      <w:pPr>
+        <w:rPr>
+          <w:rFonts w:hint="eastAsia"/>
+        </w:rPr>
+      </w:pPr>
+      <w:r>
+        <w:rPr>
+          <w:rFonts w:hint="eastAsia"/>
+        </w:rPr>
+        <w:t>============================================</w:t>
+      </w:r>
+      <w:r>
+        <w:rPr>
+          <w:rFonts w:hint="eastAsia"/>
+        </w:rPr>
+        <w:t>===</w:t>
+      </w:r>
+    </w:p>
+    <w:p>
+      <w:r>
+        <w:rPr>
+          <w:rFonts w:hint="eastAsia"/>
+        </w:rPr>
+        <w:t>（照片一</w:t>
+      </w:r>
+      <w:r>
+        <w:rPr>
+          <w:rFonts w:hint="eastAsia"/>
+        </w:rPr>
+        <w:t>，指導語同正式</w:t>
+      </w:r>
+      <w:r>
+        <w:rPr>
+          <w:rFonts w:hint="eastAsia"/>
+        </w:rPr>
+        <w:t>）</w:t>
+      </w:r>
+    </w:p>
+    <w:p>
+      <w:r>
+        <w:rPr>
+          <w:rFonts w:hint="eastAsia"/>
+        </w:rPr>
+        <w:lastRenderedPageBreak/>
+        <w:t>（信心程度）</w:t>
+      </w:r>
+      <w:r>
+        <w:br/>
+      </w:r>
+      <w:r>
+        <w:rPr>
+          <w:rFonts w:hint="eastAsia"/>
+        </w:rPr>
+        <w:t>============================================</w:t>
+      </w:r>
+    </w:p>
+    <w:p>
       <w:proofErr w:type="gramStart"/>
       <w:r>
         <w:rPr>
           <w:rFonts w:hint="eastAsia"/>
         </w:rPr>
-        <w:t>，</w:t>
+        <w:t>每一題在您</w:t>
       </w:r>
       <w:proofErr w:type="gramEnd"/>
       <w:r>
         <w:rPr>
           <w:rFonts w:hint="eastAsia"/>
         </w:rPr>
-        <w:t>指導語同正式</w:t>
-      </w:r>
-      <w:r>
-        <w:rPr>
-          <w:rFonts w:hint="eastAsia"/>
-        </w:rPr>
-        <w:t>，照片</w:t>
-      </w:r>
-      <w:r>
-        <w:rPr>
-          <w:rFonts w:hint="eastAsia"/>
-        </w:rPr>
-        <w:t>由較多的一組中選定一張刺激圖，每次固定使用該圖做為練習，該圖不使用於後續的隨機）</w:t>
+        <w:t>完成如</w:t>
+      </w:r>
+      <w:proofErr w:type="gramStart"/>
+      <w:r>
+        <w:rPr>
+          <w:rFonts w:hint="eastAsia"/>
+        </w:rPr>
+        <w:t>先前頁</w:t>
+      </w:r>
+      <w:proofErr w:type="gramEnd"/>
+      <w:r>
+        <w:rPr>
+          <w:rFonts w:hint="eastAsia"/>
+        </w:rPr>
+        <w:t>面的選擇</w:t>
+      </w:r>
+      <w:r>
+        <w:rPr>
+          <w:rFonts w:hint="eastAsia"/>
+        </w:rPr>
+        <w:t>後，會</w:t>
+      </w:r>
+      <w:r>
+        <w:rPr>
+          <w:rFonts w:hint="eastAsia"/>
+        </w:rPr>
+        <w:t>展示</w:t>
+      </w:r>
+      <w:r>
+        <w:rPr>
+          <w:rFonts w:hint="eastAsia"/>
+        </w:rPr>
+        <w:t>一段機器人關於本題的作答想法。注意：本機器人訓練時模擬人類回應行為，因此答案未必完全正確，請務必仔細評估內容及答案之後再決定是否採用機器人答案</w:t>
+      </w:r>
+      <w:r>
+        <w:rPr>
+          <w:rFonts w:hint="eastAsia"/>
+        </w:rPr>
+        <w:t>（本段話請用紅字）</w:t>
+      </w:r>
+      <w:r>
+        <w:rPr>
+          <w:rFonts w:hint="eastAsia"/>
+        </w:rPr>
+        <w:t>。</w:t>
+      </w:r>
+    </w:p>
+    <w:p>
+      <w:r>
+        <w:rPr>
+          <w:rFonts w:hint="eastAsia"/>
+        </w:rPr>
+        <w:t>在觀看完機器人的作答想法後，會請您再次猜測本題答案，並評估您對答案的信心程度。</w:t>
+      </w:r>
+    </w:p>
+    <w:p>
+      <w:r>
+        <w:rPr>
+          <w:rFonts w:hint="eastAsia"/>
+        </w:rPr>
+        <w:t>了解以上資訊後，請按確認鍵開始練習以上部分的實驗。</w:t>
+      </w:r>
+    </w:p>
+    <w:p>
+      <w:r>
+        <w:rPr>
+          <w:rFonts w:hint="eastAsia"/>
+        </w:rPr>
+        <w:t>==========================================</w:t>
+      </w:r>
+    </w:p>
+    <w:p>
+      <w:r>
+        <w:rPr>
+          <w:rFonts w:hint="eastAsia"/>
+        </w:rPr>
+        <w:t>本輪與您對話的機器人是（版本</w:t>
+      </w:r>
+      <w:proofErr w:type="gramStart"/>
+      <w:r>
+        <w:rPr>
+          <w:rFonts w:hint="eastAsia"/>
+        </w:rPr>
+        <w:t>一</w:t>
+      </w:r>
+      <w:proofErr w:type="gramEnd"/>
+      <w:r>
+        <w:rPr>
+          <w:rFonts w:hint="eastAsia"/>
+        </w:rPr>
+        <w:t>機器人）</w:t>
+      </w:r>
+    </w:p>
+    <w:p>
+      <w:r>
+        <w:rPr>
+          <w:rFonts w:hint="eastAsia"/>
+        </w:rPr>
+        <w:t>（照片一）　（版本</w:t>
+      </w:r>
+      <w:proofErr w:type="gramStart"/>
+      <w:r>
+        <w:rPr>
+          <w:rFonts w:hint="eastAsia"/>
+        </w:rPr>
+        <w:t>一</w:t>
+      </w:r>
+      <w:proofErr w:type="gramEnd"/>
+      <w:r>
+        <w:rPr>
+          <w:rFonts w:hint="eastAsia"/>
+        </w:rPr>
+        <w:t>機器人回應）</w:t>
+      </w:r>
+    </w:p>
+    <w:p>
+      <w:r>
+        <w:rPr>
+          <w:rFonts w:hint="eastAsia"/>
+        </w:rPr>
+        <w:t>============================================</w:t>
+      </w:r>
+    </w:p>
+    <w:p>
+      <w:r>
+        <w:rPr>
+          <w:rFonts w:hint="eastAsia"/>
+        </w:rPr>
+        <w:t>（照片一，指導語同正式）</w:t>
       </w:r>
     </w:p>
     <w:p>
@@ -94,11 +606,6 @@
       </w:r>
     </w:p>
     <w:p>
-      <w:pPr>
-        <w:rPr>
-          <w:rFonts w:hint="eastAsia"/>
-        </w:rPr>
-      </w:pPr>
       <w:r>
         <w:rPr>
           <w:rFonts w:hint="eastAsia"/>
@@ -107,36 +614,14 @@
       </w:r>
     </w:p>
     <w:p>
-      <w:pPr>
-        <w:rPr>
-          <w:rFonts w:hint="eastAsia"/>
-        </w:rPr>
-      </w:pPr>
-      <w:r>
-        <w:rPr>
-          <w:rFonts w:hint="eastAsia"/>
-        </w:rPr>
-        <w:t>（照片一</w:t>
-      </w:r>
-      <w:r>
-        <w:rPr>
-          <w:rFonts w:hint="eastAsia"/>
-        </w:rPr>
-        <w:t>，指導語同正式</w:t>
-      </w:r>
-      <w:r>
-        <w:rPr>
-          <w:rFonts w:hint="eastAsia"/>
-        </w:rPr>
-        <w:t>）</w:t>
-      </w:r>
-    </w:p>
-    <w:p>
-      <w:pPr>
-        <w:rPr>
-          <w:rFonts w:hint="eastAsia"/>
-        </w:rPr>
-      </w:pPr>
+      <w:r>
+        <w:rPr>
+          <w:rFonts w:hint="eastAsia"/>
+        </w:rPr>
+        <w:t>（照片一，指導語同正式）</w:t>
+      </w:r>
+    </w:p>
+    <w:p>
       <w:r>
         <w:rPr>
           <w:rFonts w:hint="eastAsia"/>
@@ -154,34 +639,6 @@
       </w:r>
     </w:p>
     <w:p>
-      <w:r>
-        <w:rPr>
-          <w:rFonts w:hint="eastAsia"/>
-        </w:rPr>
-        <w:t>在您選擇完成之後，您會看到一段機器人關於本題的作答想法。注意：本機器人訓練時模擬人類回應行為，因此答案未必完全正確，請務必仔細評估內容及答案之後再決定是否採用機器人答案</w:t>
-      </w:r>
-      <w:r>
-        <w:rPr>
-          <w:rFonts w:hint="eastAsia"/>
-        </w:rPr>
-        <w:t>（本段話請用紅字）</w:t>
-      </w:r>
-      <w:r>
-        <w:rPr>
-          <w:rFonts w:hint="eastAsia"/>
-        </w:rPr>
-        <w:t>。</w:t>
-      </w:r>
-    </w:p>
-    <w:p>
-      <w:r>
-        <w:rPr>
-          <w:rFonts w:hint="eastAsia"/>
-        </w:rPr>
-        <w:t>在觀看完機器人的作答想法後，會請您再次猜測本題答案，並評估您對答案的信心程度。</w:t>
-      </w:r>
-    </w:p>
-    <w:p>
       <w:pPr>
         <w:rPr>
           <w:rFonts w:hint="eastAsia"/>
@@ -213,175 +670,266 @@
         <w:rPr>
           <w:rFonts w:hint="eastAsia"/>
         </w:rPr>
-        <w:t>確認了解以上資訊後，請按確認鍵開始練習以上部分的實驗。</w:t>
-      </w:r>
-    </w:p>
-    <w:p>
-      <w:pPr>
-        <w:rPr>
-          <w:rFonts w:hint="eastAsia"/>
-        </w:rPr>
-      </w:pPr>
-      <w:r>
-        <w:rPr>
-          <w:rFonts w:hint="eastAsia"/>
-        </w:rPr>
-        <w:t>==========================================</w:t>
-      </w:r>
-    </w:p>
-    <w:p>
-      <w:r>
-        <w:rPr>
-          <w:rFonts w:hint="eastAsia"/>
-        </w:rPr>
-        <w:t>本輪與您對話的機器人是（版本</w:t>
+        <w:t>每一輪於十五張圖片回答完成後，會請您評估一些關於本輪機器人的看法。</w:t>
+      </w:r>
+    </w:p>
+    <w:p>
+      <w:r>
+        <w:rPr>
+          <w:rFonts w:hint="eastAsia"/>
+        </w:rPr>
+        <w:t>若以上資訊有問題，可來信詢問實驗者，若無其他疑問，請按確認開始實驗。</w:t>
+      </w:r>
+    </w:p>
+    <w:p>
+      <w:r>
+        <w:rPr>
+          <w:rFonts w:hint="eastAsia"/>
+        </w:rPr>
+        <w:t>==============================================</w:t>
+      </w:r>
+      <w:r>
+        <w:br/>
+      </w:r>
+      <w:r>
+        <w:rPr>
+          <w:rFonts w:hint="eastAsia"/>
+        </w:rPr>
+        <w:t>正式實驗</w:t>
+      </w:r>
+    </w:p>
+    <w:p>
+      <w:pPr>
+        <w:rPr>
+          <w:rFonts w:hint="eastAsia"/>
+        </w:rPr>
+      </w:pPr>
+      <w:r>
+        <w:t>…</w:t>
+      </w:r>
+    </w:p>
+    <w:p>
+      <w:r>
+        <w:rPr>
+          <w:rFonts w:hint="eastAsia"/>
+        </w:rPr>
+        <w:t>=============================================</w:t>
+      </w:r>
+    </w:p>
+    <w:p>
+      <w:r>
+        <w:rPr>
+          <w:rFonts w:hint="eastAsia"/>
+        </w:rPr>
+        <w:lastRenderedPageBreak/>
+        <w:t>第三部分：問卷填答</w:t>
+      </w:r>
+    </w:p>
+    <w:p>
+      <w:r>
+        <w:t>以下題目包含了一些可能符合或不符合您的敘述，請根據您認為敘述符合您的程度回答問題</w:t>
+      </w:r>
+      <w:r>
+        <w:rPr>
+          <w:rFonts w:hint="eastAsia"/>
+        </w:rPr>
+        <w:t>：</w:t>
+      </w:r>
+    </w:p>
+    <w:p>
+      <w:pPr>
+        <w:rPr>
+          <w:rFonts w:hint="eastAsia"/>
+        </w:rPr>
+      </w:pPr>
+      <w:r>
+        <w:rPr>
+          <w:rFonts w:hint="eastAsia"/>
+        </w:rPr>
+        <w:t>（</w:t>
+      </w:r>
+      <w:r>
+        <w:rPr>
+          <w:rFonts w:hint="eastAsia"/>
+        </w:rPr>
+        <w:t>MAI 1-52</w:t>
+      </w:r>
+      <w:r>
+        <w:rPr>
+          <w:rFonts w:hint="eastAsia"/>
+        </w:rPr>
+        <w:t>題）五點量表選項：非常不符合</w:t>
+      </w:r>
+      <w:r>
+        <w:rPr>
+          <w:rFonts w:hint="eastAsia"/>
+        </w:rPr>
+        <w:t xml:space="preserve"> / </w:t>
+      </w:r>
+      <w:r>
+        <w:rPr>
+          <w:rFonts w:hint="eastAsia"/>
+        </w:rPr>
+        <w:t>不符合</w:t>
+      </w:r>
+      <w:r>
+        <w:rPr>
+          <w:rFonts w:hint="eastAsia"/>
+        </w:rPr>
+        <w:t xml:space="preserve"> / </w:t>
+      </w:r>
+      <w:r>
+        <w:rPr>
+          <w:rFonts w:hint="eastAsia"/>
+        </w:rPr>
+        <w:t>普通</w:t>
+      </w:r>
+      <w:r>
+        <w:rPr>
+          <w:rFonts w:hint="eastAsia"/>
+        </w:rPr>
+        <w:t xml:space="preserve"> / </w:t>
+      </w:r>
+      <w:r>
+        <w:rPr>
+          <w:rFonts w:hint="eastAsia"/>
+        </w:rPr>
+        <w:t>符合</w:t>
+      </w:r>
+      <w:r>
+        <w:rPr>
+          <w:rFonts w:hint="eastAsia"/>
+        </w:rPr>
+        <w:t xml:space="preserve"> / </w:t>
+      </w:r>
+      <w:r>
+        <w:rPr>
+          <w:rFonts w:hint="eastAsia"/>
+        </w:rPr>
+        <w:t>非常符合</w:t>
+      </w:r>
+      <w:r>
+        <w:rPr>
+          <w:rFonts w:hint="eastAsia"/>
+        </w:rPr>
+        <w:t>（每一題都必填）</w:t>
+      </w:r>
+    </w:p>
+    <w:p>
+      <w:r>
+        <w:rPr>
+          <w:rFonts w:hint="eastAsia"/>
+        </w:rPr>
+        <w:t>=============================================</w:t>
+      </w:r>
+    </w:p>
+    <w:p>
+      <w:pPr>
+        <w:rPr>
+          <w:rFonts w:hint="eastAsia"/>
+        </w:rPr>
+      </w:pPr>
+      <w:r>
+        <w:rPr>
+          <w:rFonts w:hint="eastAsia"/>
+        </w:rPr>
+        <w:t>感謝您完成本研究，請記下您的實驗編號</w:t>
+      </w:r>
+      <w:r>
+        <w:rPr>
+          <w:rFonts w:hint="eastAsia"/>
+        </w:rPr>
+        <w:t>XX</w:t>
       </w:r>
       <w:proofErr w:type="gramStart"/>
       <w:r>
         <w:rPr>
           <w:rFonts w:hint="eastAsia"/>
         </w:rPr>
-        <w:t>一</w:t>
+        <w:t>（</w:t>
       </w:r>
       <w:proofErr w:type="gramEnd"/>
       <w:r>
         <w:rPr>
           <w:rFonts w:hint="eastAsia"/>
         </w:rPr>
-        <w:t>機器人）</w:t>
-      </w:r>
-    </w:p>
-    <w:p>
-      <w:r>
-        <w:rPr>
-          <w:rFonts w:hint="eastAsia"/>
-        </w:rPr>
-        <w:t>（照片一）　（版本</w:t>
-      </w:r>
-      <w:proofErr w:type="gramStart"/>
-      <w:r>
-        <w:rPr>
-          <w:rFonts w:hint="eastAsia"/>
-        </w:rPr>
-        <w:t>一</w:t>
-      </w:r>
-      <w:proofErr w:type="gramEnd"/>
-      <w:r>
-        <w:rPr>
-          <w:rFonts w:hint="eastAsia"/>
-        </w:rPr>
-        <w:t>機器人回應）</w:t>
-      </w:r>
-    </w:p>
-    <w:p>
-      <w:pPr>
-        <w:rPr>
-          <w:rFonts w:hint="eastAsia"/>
-        </w:rPr>
-      </w:pPr>
-      <w:r>
-        <w:rPr>
-          <w:rFonts w:hint="eastAsia"/>
-        </w:rPr>
-        <w:t>============================================</w:t>
-      </w:r>
-    </w:p>
-    <w:p>
-      <w:r>
-        <w:rPr>
-          <w:rFonts w:hint="eastAsia"/>
-        </w:rPr>
-        <w:t>（照片一，</w:t>
-      </w:r>
-      <w:r>
-        <w:rPr>
-          <w:rFonts w:hint="eastAsia"/>
-        </w:rPr>
-        <w:t>指導語同正式</w:t>
-      </w:r>
-      <w:r>
-        <w:rPr>
-          <w:rFonts w:hint="eastAsia"/>
-        </w:rPr>
-        <w:t>）</w:t>
-      </w:r>
-    </w:p>
-    <w:p>
-      <w:r>
-        <w:rPr>
-          <w:rFonts w:hint="eastAsia"/>
-        </w:rPr>
-        <w:lastRenderedPageBreak/>
-        <w:t>（四個選項）</w:t>
-      </w:r>
-    </w:p>
-    <w:p>
-      <w:pPr>
-        <w:rPr>
-          <w:rFonts w:hint="eastAsia"/>
-        </w:rPr>
-      </w:pPr>
-      <w:r>
-        <w:rPr>
-          <w:rFonts w:hint="eastAsia"/>
-        </w:rPr>
-        <w:t>============================================</w:t>
-      </w:r>
-    </w:p>
-    <w:p>
-      <w:pPr>
-        <w:rPr>
-          <w:rFonts w:hint="eastAsia"/>
-        </w:rPr>
-      </w:pPr>
-      <w:r>
-        <w:rPr>
-          <w:rFonts w:hint="eastAsia"/>
-        </w:rPr>
-        <w:t>（照片一，指導語同正式）</w:t>
-      </w:r>
-    </w:p>
-    <w:p>
-      <w:pPr>
-        <w:rPr>
-          <w:rFonts w:hint="eastAsia"/>
-        </w:rPr>
-      </w:pPr>
-      <w:r>
-        <w:rPr>
-          <w:rFonts w:hint="eastAsia"/>
-        </w:rPr>
-        <w:t>（信心程度）</w:t>
+        <w:t>可以做到根據填答人進入問卷的順序給一個不重複的號碼嗎？），</w:t>
+      </w:r>
+      <w:r>
+        <w:t>並將編號填寫於</w:t>
+      </w:r>
+      <w:r>
+        <w:rPr>
+          <w:rFonts w:hint="eastAsia"/>
+        </w:rPr>
+        <w:t>時數證明回報表單</w:t>
+      </w:r>
+      <w:r>
+        <w:rPr>
+          <w:rFonts w:hint="eastAsia"/>
+        </w:rPr>
+        <w:t>(</w:t>
+      </w:r>
+      <w:hyperlink r:id="rId7" w:history="1">
+        <w:r>
+          <w:rPr>
+            <w:rStyle w:val="af2"/>
+          </w:rPr>
+          <w:t>https://docs.google.com/forms/d/e/1FAIpQLSfxpd8Qq0zMBcWx06Zs5Qf2PYDp-VvZYg-h1BkKHBtG0sVIiQ/viewform?usp=header</w:t>
+        </w:r>
+      </w:hyperlink>
+      <w:r>
+        <w:rPr>
+          <w:rFonts w:hint="eastAsia"/>
+        </w:rPr>
+        <w:t>，可以的話做成時數證明回報表單是一個超連結可以點選</w:t>
+      </w:r>
+      <w:r>
+        <w:rPr>
+          <w:rFonts w:hint="eastAsia"/>
+        </w:rPr>
+        <w:t>)</w:t>
       </w:r>
       <w:r>
         <w:br/>
       </w:r>
       <w:r>
-        <w:rPr>
-          <w:rFonts w:hint="eastAsia"/>
-        </w:rPr>
-        <w:t>============================================</w:t>
-      </w:r>
-    </w:p>
-    <w:p>
-      <w:r>
-        <w:rPr>
-          <w:rFonts w:hint="eastAsia"/>
-        </w:rPr>
-        <w:t>每一輪於十五張圖片回答完成後，會請您評估一些關於本輪機器人的看法。</w:t>
-      </w:r>
-    </w:p>
-    <w:p>
-      <w:pPr>
-        <w:rPr>
-          <w:rFonts w:hint="eastAsia"/>
-        </w:rPr>
-      </w:pPr>
-      <w:r>
-        <w:rPr>
-          <w:rFonts w:hint="eastAsia"/>
-        </w:rPr>
-        <w:t>若以上資訊有問題，可來信詢問實驗者，若無其他疑問，請按確認開始實驗。</w:t>
+        <w:br/>
+      </w:r>
+      <w:r>
+        <w:t>分段作業係為確保實驗流程之匿名性，</w:t>
+      </w:r>
+      <w:r>
+        <w:rPr>
+          <w:rFonts w:hint="eastAsia"/>
+        </w:rPr>
+        <w:t>填答時</w:t>
+      </w:r>
+      <w:r>
+        <w:rPr>
+          <w:b/>
+          <w:bCs/>
+        </w:rPr>
+        <w:t>請務必記下編號</w:t>
+      </w:r>
+      <w:r>
+        <w:t>，否則將造成無法查證您的作答情形而無法加分，造成不便敬請見諒。</w:t>
+      </w:r>
+      <w:r>
+        <w:br/>
+      </w:r>
+      <w:r>
+        <w:br/>
+      </w:r>
+      <w:r>
+        <w:rPr>
+          <w:b/>
+          <w:bCs/>
+        </w:rPr>
+        <w:t>此編號請勿重複回報或外流給他人</w:t>
+      </w:r>
+      <w:r>
+        <w:t>，若有兩人以上回報同一編號，因無法確認編號歸屬者，重複使用者皆全部無法獲得加分。</w:t>
       </w:r>
     </w:p>
     <w:sectPr>
@@ -392,6 +940,177 @@
     </w:sectPr>
   </w:body>
 </w:document>
+</file>
+
+<file path=word/endnotes.xml><?xml version="1.0" encoding="utf-8"?>
+<w:endnotes xmlns:wpc="http://schemas.microsoft.com/office/word/2010/wordprocessingCanvas" xmlns:cx="http://schemas.microsoft.com/office/drawing/2014/chartex" xmlns:cx1="http://schemas.microsoft.com/office/drawing/2015/9/8/chartex" xmlns:cx2="http://schemas.microsoft.com/office/drawing/2015/10/21/chartex" xmlns:cx3="http://schemas.microsoft.com/office/drawing/2016/5/9/chartex" xmlns:cx4="http://schemas.microsoft.com/office/drawing/2016/5/10/chartex" xmlns:cx5="http://schemas.microsoft.com/office/drawing/2016/5/11/chartex" xmlns:cx6="http://schemas.microsoft.com/office/drawing/2016/5/12/chartex" xmlns:cx7="http://schemas.microsoft.com/office/drawing/2016/5/13/chartex" xmlns:cx8="http://schemas.microsoft.com/office/drawing/2016/5/14/chartex" xmlns:mc="http://schemas.openxmlformats.org/markup-compatibility/2006" xmlns:aink="http://schemas.microsoft.com/office/drawing/2016/ink" xmlns:am3d="http://schemas.microsoft.com/office/drawing/2017/model3d" xmlns:o="urn:schemas-microsoft-com:office:office" xmlns:oel="http://schemas.microsoft.com/office/2019/extlst" xmlns:r="http://schemas.openxmlformats.org/officeDocument/2006/relationships" xmlns:m="http://schemas.openxmlformats.org/officeDocument/2006/math" xmlns:v="urn:schemas-microsoft-com:vml" xmlns:wp14="http://schemas.microsoft.com/office/word/2010/wordprocessingDrawing" xmlns:wp="http://schemas.openxmlformats.org/drawingml/2006/wordprocessingDrawing" xmlns:w10="urn:schemas-microsoft-com:office:word" xmlns:w="http://schemas.openxmlformats.org/wordprocessingml/2006/main" xmlns:w14="http://schemas.microsoft.com/office/word/2010/wordml" xmlns:w15="http://schemas.microsoft.com/office/word/2012/wordml" xmlns:w16cex="http://schemas.microsoft.com/office/word/2018/wordml/cex" xmlns:w16cid="http://schemas.microsoft.com/office/word/2016/wordml/cid" xmlns:w16="http://schemas.microsoft.com/office/word/2018/wordml" xmlns:w16du="http://schemas.microsoft.com/office/word/2023/wordml/word16du" xmlns:w16sdtdh="http://schemas.microsoft.com/office/word/2020/wordml/sdtdatahash" xmlns:w16sdtfl="http://schemas.microsoft.com/office/word/2024/wordml/sdtformatlock" xmlns:w16se="http://schemas.microsoft.com/office/word/2015/wordml/symex" xmlns:wpg="http://schemas.microsoft.com/office/word/2010/wordprocessingGroup" xmlns:wpi="http://schemas.microsoft.com/office/word/2010/wordprocessingInk" xmlns:wne="http://schemas.microsoft.com/office/word/2006/wordml" xmlns:wps="http://schemas.microsoft.com/office/word/2010/wordprocessingShape" mc:Ignorable="w14 w15 w16se w16cid w16 w16cex w16sdtdh w16sdtfl w16du wp14">
+  <w:endnote w:type="separator" w:id="-1">
+    <w:p>
+      <w:pPr>
+        <w:spacing w:after="0" w:line="240" w:lineRule="auto"/>
+      </w:pPr>
+      <w:r>
+        <w:separator/>
+      </w:r>
+    </w:p>
+  </w:endnote>
+  <w:endnote w:type="continuationSeparator" w:id="0">
+    <w:p>
+      <w:pPr>
+        <w:spacing w:after="0" w:line="240" w:lineRule="auto"/>
+      </w:pPr>
+      <w:r>
+        <w:continuationSeparator/>
+      </w:r>
+    </w:p>
+  </w:endnote>
+</w:endnotes>
+</file>
+
+<file path=word/footnotes.xml><?xml version="1.0" encoding="utf-8"?>
+<w:footnotes xmlns:wpc="http://schemas.microsoft.com/office/word/2010/wordprocessingCanvas" xmlns:cx="http://schemas.microsoft.com/office/drawing/2014/chartex" xmlns:cx1="http://schemas.microsoft.com/office/drawing/2015/9/8/chartex" xmlns:cx2="http://schemas.microsoft.com/office/drawing/2015/10/21/chartex" xmlns:cx3="http://schemas.microsoft.com/office/drawing/2016/5/9/chartex" xmlns:cx4="http://schemas.microsoft.com/office/drawing/2016/5/10/chartex" xmlns:cx5="http://schemas.microsoft.com/office/drawing/2016/5/11/chartex" xmlns:cx6="http://schemas.microsoft.com/office/drawing/2016/5/12/chartex" xmlns:cx7="http://schemas.microsoft.com/office/drawing/2016/5/13/chartex" xmlns:cx8="http://schemas.microsoft.com/office/drawing/2016/5/14/chartex" xmlns:mc="http://schemas.openxmlformats.org/markup-compatibility/2006" xmlns:aink="http://schemas.microsoft.com/office/drawing/2016/ink" xmlns:am3d="http://schemas.microsoft.com/office/drawing/2017/model3d" xmlns:o="urn:schemas-microsoft-com:office:office" xmlns:oel="http://schemas.microsoft.com/office/2019/extlst" xmlns:r="http://schemas.openxmlformats.org/officeDocument/2006/relationships" xmlns:m="http://schemas.openxmlformats.org/officeDocument/2006/math" xmlns:v="urn:schemas-microsoft-com:vml" xmlns:wp14="http://schemas.microsoft.com/office/word/2010/wordprocessingDrawing" xmlns:wp="http://schemas.openxmlformats.org/drawingml/2006/wordprocessingDrawing" xmlns:w10="urn:schemas-microsoft-com:office:word" xmlns:w="http://schemas.openxmlformats.org/wordprocessingml/2006/main" xmlns:w14="http://schemas.microsoft.com/office/word/2010/wordml" xmlns:w15="http://schemas.microsoft.com/office/word/2012/wordml" xmlns:w16cex="http://schemas.microsoft.com/office/word/2018/wordml/cex" xmlns:w16cid="http://schemas.microsoft.com/office/word/2016/wordml/cid" xmlns:w16="http://schemas.microsoft.com/office/word/2018/wordml" xmlns:w16du="http://schemas.microsoft.com/office/word/2023/wordml/word16du" xmlns:w16sdtdh="http://schemas.microsoft.com/office/word/2020/wordml/sdtdatahash" xmlns:w16sdtfl="http://schemas.microsoft.com/office/word/2024/wordml/sdtformatlock" xmlns:w16se="http://schemas.microsoft.com/office/word/2015/wordml/symex" xmlns:wpg="http://schemas.microsoft.com/office/word/2010/wordprocessingGroup" xmlns:wpi="http://schemas.microsoft.com/office/word/2010/wordprocessingInk" xmlns:wne="http://schemas.microsoft.com/office/word/2006/wordml" xmlns:wps="http://schemas.microsoft.com/office/word/2010/wordprocessingShape" mc:Ignorable="w14 w15 w16se w16cid w16 w16cex w16sdtdh w16sdtfl w16du wp14">
+  <w:footnote w:type="separator" w:id="-1">
+    <w:p>
+      <w:pPr>
+        <w:spacing w:after="0" w:line="240" w:lineRule="auto"/>
+      </w:pPr>
+      <w:r>
+        <w:separator/>
+      </w:r>
+    </w:p>
+  </w:footnote>
+  <w:footnote w:type="continuationSeparator" w:id="0">
+    <w:p>
+      <w:pPr>
+        <w:spacing w:after="0" w:line="240" w:lineRule="auto"/>
+      </w:pPr>
+      <w:r>
+        <w:continuationSeparator/>
+      </w:r>
+    </w:p>
+  </w:footnote>
+</w:footnotes>
+</file>
+
+<file path=word/numbering.xml><?xml version="1.0" encoding="utf-8"?>
+<w:numbering xmlns:wpc="http://schemas.microsoft.com/office/word/2010/wordprocessingCanvas" xmlns:cx="http://schemas.microsoft.com/office/drawing/2014/chartex" xmlns:cx1="http://schemas.microsoft.com/office/drawing/2015/9/8/chartex" xmlns:cx2="http://schemas.microsoft.com/office/drawing/2015/10/21/chartex" xmlns:cx3="http://schemas.microsoft.com/office/drawing/2016/5/9/chartex" xmlns:cx4="http://schemas.microsoft.com/office/drawing/2016/5/10/chartex" xmlns:cx5="http://schemas.microsoft.com/office/drawing/2016/5/11/chartex" xmlns:cx6="http://schemas.microsoft.com/office/drawing/2016/5/12/chartex" xmlns:cx7="http://schemas.microsoft.com/office/drawing/2016/5/13/chartex" xmlns:cx8="http://schemas.microsoft.com/office/drawing/2016/5/14/chartex" xmlns:mc="http://schemas.openxmlformats.org/markup-compatibility/2006" xmlns:aink="http://schemas.microsoft.com/office/drawing/2016/ink" xmlns:am3d="http://schemas.microsoft.com/office/drawing/2017/model3d" xmlns:o="urn:schemas-microsoft-com:office:office" xmlns:oel="http://schemas.microsoft.com/office/2019/extlst" xmlns:r="http://schemas.openxmlformats.org/officeDocument/2006/relationships" xmlns:m="http://schemas.openxmlformats.org/officeDocument/2006/math" xmlns:v="urn:schemas-microsoft-com:vml" xmlns:wp14="http://schemas.microsoft.com/office/word/2010/wordprocessingDrawing" xmlns:wp="http://schemas.openxmlformats.org/drawingml/2006/wordprocessingDrawing" xmlns:w10="urn:schemas-microsoft-com:office:word" xmlns:w="http://schemas.openxmlformats.org/wordprocessingml/2006/main" xmlns:w14="http://schemas.microsoft.com/office/word/2010/wordml" xmlns:w15="http://schemas.microsoft.com/office/word/2012/wordml" xmlns:w16cex="http://schemas.microsoft.com/office/word/2018/wordml/cex" xmlns:w16cid="http://schemas.microsoft.com/office/word/2016/wordml/cid" xmlns:w16="http://schemas.microsoft.com/office/word/2018/wordml" xmlns:w16du="http://schemas.microsoft.com/office/word/2023/wordml/word16du" xmlns:w16sdtdh="http://schemas.microsoft.com/office/word/2020/wordml/sdtdatahash" xmlns:w16sdtfl="http://schemas.microsoft.com/office/word/2024/wordml/sdtformatlock" xmlns:w16se="http://schemas.microsoft.com/office/word/2015/wordml/symex" xmlns:wpg="http://schemas.microsoft.com/office/word/2010/wordprocessingGroup" xmlns:wpi="http://schemas.microsoft.com/office/word/2010/wordprocessingInk" xmlns:wne="http://schemas.microsoft.com/office/word/2006/wordml" xmlns:wps="http://schemas.microsoft.com/office/word/2010/wordprocessingShape" mc:Ignorable="w14 w15 w16se w16cid w16 w16cex w16sdtdh w16sdtfl w16du wp14">
+  <w:abstractNum w:abstractNumId="0" w15:restartNumberingAfterBreak="0">
+    <w:nsid w:val="47A24B83"/>
+    <w:multiLevelType w:val="multilevel"/>
+    <w:tmpl w:val="5EAC79DC"/>
+    <w:lvl w:ilvl="0">
+      <w:start w:val="1"/>
+      <w:numFmt w:val="decimal"/>
+      <w:lvlText w:val="%1."/>
+      <w:lvlJc w:val="left"/>
+      <w:pPr>
+        <w:tabs>
+          <w:tab w:val="num" w:pos="720"/>
+        </w:tabs>
+        <w:ind w:left="720" w:hanging="360"/>
+      </w:pPr>
+    </w:lvl>
+    <w:lvl w:ilvl="1" w:tentative="1">
+      <w:start w:val="1"/>
+      <w:numFmt w:val="decimal"/>
+      <w:lvlText w:val="%2."/>
+      <w:lvlJc w:val="left"/>
+      <w:pPr>
+        <w:tabs>
+          <w:tab w:val="num" w:pos="1440"/>
+        </w:tabs>
+        <w:ind w:left="1440" w:hanging="360"/>
+      </w:pPr>
+    </w:lvl>
+    <w:lvl w:ilvl="2" w:tentative="1">
+      <w:start w:val="1"/>
+      <w:numFmt w:val="decimal"/>
+      <w:lvlText w:val="%3."/>
+      <w:lvlJc w:val="left"/>
+      <w:pPr>
+        <w:tabs>
+          <w:tab w:val="num" w:pos="2160"/>
+        </w:tabs>
+        <w:ind w:left="2160" w:hanging="360"/>
+      </w:pPr>
+    </w:lvl>
+    <w:lvl w:ilvl="3" w:tentative="1">
+      <w:start w:val="1"/>
+      <w:numFmt w:val="decimal"/>
+      <w:lvlText w:val="%4."/>
+      <w:lvlJc w:val="left"/>
+      <w:pPr>
+        <w:tabs>
+          <w:tab w:val="num" w:pos="2880"/>
+        </w:tabs>
+        <w:ind w:left="2880" w:hanging="360"/>
+      </w:pPr>
+    </w:lvl>
+    <w:lvl w:ilvl="4" w:tentative="1">
+      <w:start w:val="1"/>
+      <w:numFmt w:val="decimal"/>
+      <w:lvlText w:val="%5."/>
+      <w:lvlJc w:val="left"/>
+      <w:pPr>
+        <w:tabs>
+          <w:tab w:val="num" w:pos="3600"/>
+        </w:tabs>
+        <w:ind w:left="3600" w:hanging="360"/>
+      </w:pPr>
+    </w:lvl>
+    <w:lvl w:ilvl="5" w:tentative="1">
+      <w:start w:val="1"/>
+      <w:numFmt w:val="decimal"/>
+      <w:lvlText w:val="%6."/>
+      <w:lvlJc w:val="left"/>
+      <w:pPr>
+        <w:tabs>
+          <w:tab w:val="num" w:pos="4320"/>
+        </w:tabs>
+        <w:ind w:left="4320" w:hanging="360"/>
+      </w:pPr>
+    </w:lvl>
+    <w:lvl w:ilvl="6" w:tentative="1">
+      <w:start w:val="1"/>
+      <w:numFmt w:val="decimal"/>
+      <w:lvlText w:val="%7."/>
+      <w:lvlJc w:val="left"/>
+      <w:pPr>
+        <w:tabs>
+          <w:tab w:val="num" w:pos="5040"/>
+        </w:tabs>
+        <w:ind w:left="5040" w:hanging="360"/>
+      </w:pPr>
+    </w:lvl>
+    <w:lvl w:ilvl="7" w:tentative="1">
+      <w:start w:val="1"/>
+      <w:numFmt w:val="decimal"/>
+      <w:lvlText w:val="%8."/>
+      <w:lvlJc w:val="left"/>
+      <w:pPr>
+        <w:tabs>
+          <w:tab w:val="num" w:pos="5760"/>
+        </w:tabs>
+        <w:ind w:left="5760" w:hanging="360"/>
+      </w:pPr>
+    </w:lvl>
+    <w:lvl w:ilvl="8" w:tentative="1">
+      <w:start w:val="1"/>
+      <w:numFmt w:val="decimal"/>
+      <w:lvlText w:val="%9."/>
+      <w:lvlJc w:val="left"/>
+      <w:pPr>
+        <w:tabs>
+          <w:tab w:val="num" w:pos="6480"/>
+        </w:tabs>
+        <w:ind w:left="6480" w:hanging="360"/>
+      </w:pPr>
+    </w:lvl>
+  </w:abstractNum>
+  <w:num w:numId="1" w16cid:durableId="1067650937">
+    <w:abstractNumId w:val="0"/>
+  </w:num>
+</w:numbering>
 </file>
 
 <file path=word/styles.xml><?xml version="1.0" encoding="utf-8"?>
@@ -999,7 +1718,6 @@
   <w:style w:type="character" w:default="1" w:styleId="a0">
     <w:name w:val="Default Paragraph Font"/>
     <w:uiPriority w:val="1"/>
-    <w:semiHidden/>
     <w:unhideWhenUsed/>
   </w:style>
   <w:style w:type="table" w:default="1" w:styleId="a1">
@@ -1309,6 +2027,89 @@
       <w:smallCaps/>
       <w:color w:val="0F4761" w:themeColor="accent1" w:themeShade="BF"/>
       <w:spacing w:val="5"/>
+    </w:rPr>
+  </w:style>
+  <w:style w:type="paragraph" w:styleId="ae">
+    <w:name w:val="header"/>
+    <w:basedOn w:val="a"/>
+    <w:link w:val="af"/>
+    <w:uiPriority w:val="99"/>
+    <w:unhideWhenUsed/>
+    <w:rsid w:val="00C274D8"/>
+    <w:pPr>
+      <w:tabs>
+        <w:tab w:val="center" w:pos="4153"/>
+        <w:tab w:val="right" w:pos="8306"/>
+      </w:tabs>
+      <w:snapToGrid w:val="0"/>
+    </w:pPr>
+    <w:rPr>
+      <w:sz w:val="20"/>
+      <w:szCs w:val="20"/>
+    </w:rPr>
+  </w:style>
+  <w:style w:type="character" w:customStyle="1" w:styleId="af">
+    <w:name w:val="頁首 字元"/>
+    <w:basedOn w:val="a0"/>
+    <w:link w:val="ae"/>
+    <w:uiPriority w:val="99"/>
+    <w:rsid w:val="00C274D8"/>
+    <w:rPr>
+      <w:sz w:val="20"/>
+      <w:szCs w:val="20"/>
+    </w:rPr>
+  </w:style>
+  <w:style w:type="paragraph" w:styleId="af0">
+    <w:name w:val="footer"/>
+    <w:basedOn w:val="a"/>
+    <w:link w:val="af1"/>
+    <w:uiPriority w:val="99"/>
+    <w:unhideWhenUsed/>
+    <w:rsid w:val="00C274D8"/>
+    <w:pPr>
+      <w:tabs>
+        <w:tab w:val="center" w:pos="4153"/>
+        <w:tab w:val="right" w:pos="8306"/>
+      </w:tabs>
+      <w:snapToGrid w:val="0"/>
+    </w:pPr>
+    <w:rPr>
+      <w:sz w:val="20"/>
+      <w:szCs w:val="20"/>
+    </w:rPr>
+  </w:style>
+  <w:style w:type="character" w:customStyle="1" w:styleId="af1">
+    <w:name w:val="頁尾 字元"/>
+    <w:basedOn w:val="a0"/>
+    <w:link w:val="af0"/>
+    <w:uiPriority w:val="99"/>
+    <w:rsid w:val="00C274D8"/>
+    <w:rPr>
+      <w:sz w:val="20"/>
+      <w:szCs w:val="20"/>
+    </w:rPr>
+  </w:style>
+  <w:style w:type="character" w:styleId="af2">
+    <w:name w:val="Hyperlink"/>
+    <w:basedOn w:val="a0"/>
+    <w:uiPriority w:val="99"/>
+    <w:unhideWhenUsed/>
+    <w:rsid w:val="00420BDC"/>
+    <w:rPr>
+      <w:color w:val="467886" w:themeColor="hyperlink"/>
+      <w:u w:val="single"/>
+    </w:rPr>
+  </w:style>
+  <w:style w:type="character" w:styleId="af3">
+    <w:name w:val="Unresolved Mention"/>
+    <w:basedOn w:val="a0"/>
+    <w:uiPriority w:val="99"/>
+    <w:semiHidden/>
+    <w:unhideWhenUsed/>
+    <w:rsid w:val="00420BDC"/>
+    <w:rPr>
+      <w:color w:val="605E5C"/>
+      <w:shd w:val="clear" w:color="auto" w:fill="E1DFDD"/>
     </w:rPr>
   </w:style>
 </w:styles>
